--- a/docs/数据库规范化评估报告.docx
+++ b/docs/数据库规范化评估报告.docx
@@ -128,6 +128,196 @@
           <w:sz w:val="21"/>
         </w:rPr>
         <w:t>（SQLite，共 6 张业务表）</w:t>
+      </w:r>
+    </w:p>
+    <w:p>
+      <w:pPr>
+        <w:spacing w:before="80" w:after="160"/>
+        <w:ind w:left="170" w:right="170"/>
+        <w:shd w:val="clear" w:color="auto" w:fill="EAF3FB"/>
+        <w:pBdr>
+          <w:left w:val="single" w:sz="14" w:space="4" w:color="1E90FF"/>
+        </w:pBdr>
+      </w:pPr>
+      <w:r>
+        <w:rPr>
+          <w:rFonts w:ascii="Calibri" w:hAnsi="Calibri" w:eastAsia="微软雅黑"/>
+          <w:b/>
+          <w:color w:val="1F4D78"/>
+          <w:sz w:val="21"/>
+        </w:rPr>
+        <w:t>后续变更提示（2026-09-29 补充）</w:t>
+      </w:r>
+      <w:r>
+        <w:rPr>
+          <w:rFonts w:ascii="Calibri" w:hAnsi="Calibri" w:eastAsia="微软雅黑"/>
+          <w:b w:val="0"/>
+          <w:color w:val="1F4D78"/>
+          <w:sz w:val="21"/>
+        </w:rPr>
+        <w:t>：本报告为 2026-08 评估期成果，文中表数、表名（</w:t>
+      </w:r>
+      <w:r>
+        <w:rPr>
+          <w:rFonts w:ascii="Consolas" w:hAnsi="Consolas" w:eastAsia="微软雅黑"/>
+          <w:b w:val="0"/>
+          <w:color w:val="1F4D78"/>
+          <w:sz w:val="20"/>
+        </w:rPr>
+        <w:t>contracts</w:t>
+      </w:r>
+      <w:r>
+        <w:rPr>
+          <w:rFonts w:ascii="Calibri" w:hAnsi="Calibri" w:eastAsia="微软雅黑"/>
+          <w:b w:val="0"/>
+          <w:color w:val="1F4D78"/>
+          <w:sz w:val="21"/>
+        </w:rPr>
+        <w:t xml:space="preserve">）与数据规模为当时实况。此后系统新增资产合同台账表 </w:t>
+      </w:r>
+      <w:r>
+        <w:rPr>
+          <w:rFonts w:ascii="Consolas" w:hAnsi="Consolas" w:eastAsia="微软雅黑"/>
+          <w:b w:val="0"/>
+          <w:color w:val="1F4D78"/>
+          <w:sz w:val="20"/>
+        </w:rPr>
+        <w:t>asset_contracts</w:t>
+      </w:r>
+      <w:r>
+        <w:rPr>
+          <w:rFonts w:ascii="Calibri" w:hAnsi="Calibri" w:eastAsia="微软雅黑"/>
+          <w:b w:val="0"/>
+          <w:color w:val="1F4D78"/>
+          <w:sz w:val="21"/>
+        </w:rPr>
+        <w:t>（v4/v6/v7/v8/v10，v13/v14/v15 删列与改名后为 21 列）、</w:t>
+      </w:r>
+      <w:r>
+        <w:rPr>
+          <w:rFonts w:ascii="Calibri" w:hAnsi="Calibri" w:eastAsia="微软雅黑"/>
+          <w:b/>
+          <w:color w:val="1F4D78"/>
+          <w:sz w:val="21"/>
+        </w:rPr>
+        <w:t>资产租金收缴表 `asset_rent_collections`（v12，10 列，按收款期次 1:N）</w:t>
+      </w:r>
+      <w:r>
+        <w:rPr>
+          <w:rFonts w:ascii="Calibri" w:hAnsi="Calibri" w:eastAsia="微软雅黑"/>
+          <w:b w:val="0"/>
+          <w:color w:val="1F4D78"/>
+          <w:sz w:val="21"/>
+        </w:rPr>
+        <w:t xml:space="preserve">、资产合同附件表 </w:t>
+      </w:r>
+      <w:r>
+        <w:rPr>
+          <w:rFonts w:ascii="Consolas" w:hAnsi="Consolas" w:eastAsia="微软雅黑"/>
+          <w:b w:val="0"/>
+          <w:color w:val="1F4D78"/>
+          <w:sz w:val="20"/>
+        </w:rPr>
+        <w:t>asset_attachments</w:t>
+      </w:r>
+      <w:r>
+        <w:rPr>
+          <w:rFonts w:ascii="Calibri" w:hAnsi="Calibri" w:eastAsia="微软雅黑"/>
+          <w:b w:val="0"/>
+          <w:color w:val="1F4D78"/>
+          <w:sz w:val="21"/>
+        </w:rPr>
+        <w:t xml:space="preserve">（v9，附件类型三种）、字段级变更日志表 </w:t>
+      </w:r>
+      <w:r>
+        <w:rPr>
+          <w:rFonts w:ascii="Consolas" w:hAnsi="Consolas" w:eastAsia="微软雅黑"/>
+          <w:b w:val="0"/>
+          <w:color w:val="1F4D78"/>
+          <w:sz w:val="20"/>
+        </w:rPr>
+        <w:t>field_change_logs</w:t>
+      </w:r>
+      <w:r>
+        <w:rPr>
+          <w:rFonts w:ascii="Calibri" w:hAnsi="Calibri" w:eastAsia="微软雅黑"/>
+          <w:b w:val="0"/>
+          <w:color w:val="1F4D78"/>
+          <w:sz w:val="21"/>
+        </w:rPr>
+        <w:t xml:space="preserve">（v11），合同主表于 2026-09-20 改名为 </w:t>
+      </w:r>
+      <w:r>
+        <w:rPr>
+          <w:rFonts w:ascii="Consolas" w:hAnsi="Consolas" w:eastAsia="微软雅黑"/>
+          <w:b w:val="0"/>
+          <w:color w:val="1F4D78"/>
+          <w:sz w:val="20"/>
+        </w:rPr>
+        <w:t>project_contracts</w:t>
+      </w:r>
+      <w:r>
+        <w:rPr>
+          <w:rFonts w:ascii="Calibri" w:hAnsi="Calibri" w:eastAsia="微软雅黑"/>
+          <w:b w:val="0"/>
+          <w:color w:val="1F4D78"/>
+          <w:sz w:val="21"/>
+        </w:rPr>
+        <w:t>（v5），并新增统计/提醒索引（v18）；</w:t>
+      </w:r>
+      <w:r>
+        <w:rPr>
+          <w:rFonts w:ascii="Consolas" w:hAnsi="Consolas" w:eastAsia="微软雅黑"/>
+          <w:b w:val="0"/>
+          <w:color w:val="1F4D78"/>
+          <w:sz w:val="20"/>
+        </w:rPr>
+        <w:t>schema_version</w:t>
+      </w:r>
+      <w:r>
+        <w:rPr>
+          <w:rFonts w:ascii="Calibri" w:hAnsi="Calibri" w:eastAsia="微软雅黑"/>
+          <w:b w:val="0"/>
+          <w:color w:val="1F4D78"/>
+          <w:sz w:val="21"/>
+        </w:rPr>
+        <w:t xml:space="preserve"> 已到 </w:t>
+      </w:r>
+      <w:r>
+        <w:rPr>
+          <w:rFonts w:ascii="Calibri" w:hAnsi="Calibri" w:eastAsia="微软雅黑"/>
+          <w:b/>
+          <w:color w:val="1F4D78"/>
+          <w:sz w:val="21"/>
+        </w:rPr>
+        <w:t>v18</w:t>
+      </w:r>
+      <w:r>
+        <w:rPr>
+          <w:rFonts w:ascii="Calibri" w:hAnsi="Calibri" w:eastAsia="微软雅黑"/>
+          <w:b w:val="0"/>
+          <w:color w:val="1F4D78"/>
+          <w:sz w:val="21"/>
+        </w:rPr>
+        <w:t xml:space="preserve">。当前共 10 张业务表 + </w:t>
+      </w:r>
+      <w:r>
+        <w:rPr>
+          <w:rFonts w:ascii="Consolas" w:hAnsi="Consolas" w:eastAsia="微软雅黑"/>
+          <w:b w:val="0"/>
+          <w:color w:val="1F4D78"/>
+          <w:sz w:val="20"/>
+        </w:rPr>
+        <w:t>schema_version</w:t>
+      </w:r>
+      <w:r>
+        <w:rPr>
+          <w:rFonts w:ascii="Calibri" w:hAnsi="Calibri" w:eastAsia="微软雅黑"/>
+          <w:b w:val="0"/>
+          <w:color w:val="1F4D78"/>
+          <w:sz w:val="21"/>
+        </w:rPr>
+        <w:t>，数据量为项目合同 639 条、资产合同 5 条、租金收取记录 16 条、用户 29 条、部门组合 15 个。最新结构以《数据字典表》V1.4 与《系统开发文档》V1.3 为准。</w:t>
       </w:r>
     </w:p>
     <w:p>
@@ -5102,6 +5292,554 @@
       </w:r>
     </w:p>
     <w:p>
+      <w:pPr>
+        <w:pStyle w:val="Heading1"/>
+      </w:pPr>
+      <w:r>
+        <w:rPr>
+          <w:rFonts w:ascii="Calibri" w:hAnsi="Calibri" w:eastAsia="微软雅黑"/>
+          <w:b/>
+          <w:color w:val="2E74B5"/>
+          <w:sz w:val="32"/>
+        </w:rPr>
+        <w:t>附录：V1.5 结构增量（2026-10-10）</w:t>
+      </w:r>
+    </w:p>
+    <w:p>
+      <w:r>
+        <w:rPr>
+          <w:rFonts w:ascii="Calibri" w:hAnsi="Calibri" w:eastAsia="微软雅黑"/>
+          <w:b w:val="0"/>
+          <w:color w:val="333333"/>
+          <w:sz w:val="22"/>
+        </w:rPr>
+        <w:t>本轮“短信提醒”功能新增 2 张表与 2 个业务列，均为</w:t>
+      </w:r>
+      <w:r>
+        <w:rPr>
+          <w:rFonts w:ascii="Calibri" w:hAnsi="Calibri" w:eastAsia="微软雅黑"/>
+          <w:b/>
+          <w:color w:val="333333"/>
+          <w:sz w:val="22"/>
+        </w:rPr>
+        <w:t>纯新增</w:t>
+      </w:r>
+      <w:r>
+        <w:rPr>
+          <w:rFonts w:ascii="Calibri" w:hAnsi="Calibri" w:eastAsia="微软雅黑"/>
+          <w:b w:val="0"/>
+          <w:color w:val="333333"/>
+          <w:sz w:val="22"/>
+        </w:rPr>
+        <w:t>，不改变既有表结构：</w:t>
+      </w:r>
+    </w:p>
+    <w:tbl>
+      <w:tblPr>
+        <w:tblStyle w:val="TableGrid"/>
+        <w:tblW w:type="dxa" w:w="9638"/>
+        <w:jc w:val="left"/>
+        <w:tblLook w:firstColumn="1" w:firstRow="1" w:lastColumn="0" w:lastRow="0" w:noHBand="0" w:noVBand="1" w:val="04A0"/>
+        <w:tblInd w:w="120" w:type="dxa"/>
+        <w:tblLayout w:type="fixed"/>
+      </w:tblPr>
+      <w:tblGrid>
+        <w:gridCol w:w="2608"/>
+        <w:gridCol w:w="1814"/>
+        <w:gridCol w:w="5216"/>
+      </w:tblGrid>
+      <w:tr>
+        <w:tc>
+          <w:tcPr>
+            <w:tcW w:type="dxa" w:w="2608"/>
+            <w:shd w:val="clear" w:color="auto" w:fill="2E74B5"/>
+          </w:tcPr>
+          <w:p>
+            <w:pPr>
+              <w:spacing w:after="40" w:before="40"/>
+            </w:pPr>
+            <w:r>
+              <w:rPr>
+                <w:rFonts w:ascii="Calibri" w:hAnsi="Calibri" w:eastAsia="微软雅黑"/>
+                <w:b/>
+                <w:color w:val="FFFFFF"/>
+                <w:sz w:val="21"/>
+              </w:rPr>
+              <w:t>对象</w:t>
+            </w:r>
+          </w:p>
+        </w:tc>
+        <w:tc>
+          <w:tcPr>
+            <w:tcW w:type="dxa" w:w="1814"/>
+            <w:shd w:val="clear" w:color="auto" w:fill="2E74B5"/>
+          </w:tcPr>
+          <w:p>
+            <w:pPr>
+              <w:spacing w:after="40" w:before="40"/>
+            </w:pPr>
+            <w:r>
+              <w:rPr>
+                <w:rFonts w:ascii="Calibri" w:hAnsi="Calibri" w:eastAsia="微软雅黑"/>
+                <w:b/>
+                <w:color w:val="FFFFFF"/>
+                <w:sz w:val="21"/>
+              </w:rPr>
+              <w:t>说明</w:t>
+            </w:r>
+          </w:p>
+        </w:tc>
+        <w:tc>
+          <w:tcPr>
+            <w:tcW w:type="dxa" w:w="5216"/>
+            <w:shd w:val="clear" w:color="auto" w:fill="2E74B5"/>
+          </w:tcPr>
+          <w:p>
+            <w:pPr>
+              <w:spacing w:after="40" w:before="40"/>
+            </w:pPr>
+            <w:r>
+              <w:rPr>
+                <w:rFonts w:ascii="Calibri" w:hAnsi="Calibri" w:eastAsia="微软雅黑"/>
+                <w:b/>
+                <w:color w:val="FFFFFF"/>
+                <w:sz w:val="21"/>
+              </w:rPr>
+              <w:t>迁移版本</w:t>
+            </w:r>
+          </w:p>
+        </w:tc>
+      </w:tr>
+      <w:tr>
+        <w:tc>
+          <w:tcPr>
+            <w:tcW w:type="dxa" w:w="2608"/>
+          </w:tcPr>
+          <w:p>
+            <w:pPr>
+              <w:spacing w:after="40" w:before="40"/>
+            </w:pPr>
+            <w:r>
+              <w:rPr>
+                <w:rFonts w:ascii="Consolas" w:hAnsi="Consolas" w:eastAsia="微软雅黑"/>
+                <w:b w:val="0"/>
+                <w:color w:val="333333"/>
+                <w:sz w:val="20"/>
+              </w:rPr>
+              <w:t>sms_templates</w:t>
+            </w:r>
+          </w:p>
+        </w:tc>
+        <w:tc>
+          <w:tcPr>
+            <w:tcW w:type="dxa" w:w="1814"/>
+          </w:tcPr>
+          <w:p>
+            <w:pPr>
+              <w:spacing w:after="40" w:before="40"/>
+            </w:pPr>
+            <w:r>
+              <w:rPr>
+                <w:rFonts w:ascii="Calibri" w:hAnsi="Calibri" w:eastAsia="微软雅黑"/>
+                <w:b w:val="0"/>
+                <w:color w:val="333333"/>
+                <w:sz w:val="21"/>
+              </w:rPr>
+              <w:t>短信模板表（6 列，5 个场景，场景为主键）</w:t>
+            </w:r>
+          </w:p>
+        </w:tc>
+        <w:tc>
+          <w:tcPr>
+            <w:tcW w:type="dxa" w:w="5216"/>
+          </w:tcPr>
+          <w:p>
+            <w:pPr>
+              <w:spacing w:after="40" w:before="40"/>
+            </w:pPr>
+            <w:r>
+              <w:rPr>
+                <w:rFonts w:ascii="Calibri" w:hAnsi="Calibri" w:eastAsia="微软雅黑"/>
+                <w:b w:val="0"/>
+                <w:color w:val="333333"/>
+                <w:sz w:val="21"/>
+              </w:rPr>
+              <w:t>v21</w:t>
+            </w:r>
+          </w:p>
+        </w:tc>
+      </w:tr>
+      <w:tr>
+        <w:tc>
+          <w:tcPr>
+            <w:tcW w:type="dxa" w:w="2608"/>
+          </w:tcPr>
+          <w:p>
+            <w:pPr>
+              <w:spacing w:after="40" w:before="40"/>
+            </w:pPr>
+            <w:r>
+              <w:rPr>
+                <w:rFonts w:ascii="Consolas" w:hAnsi="Consolas" w:eastAsia="微软雅黑"/>
+                <w:b w:val="0"/>
+                <w:color w:val="333333"/>
+                <w:sz w:val="20"/>
+              </w:rPr>
+              <w:t>sms_logs</w:t>
+            </w:r>
+          </w:p>
+        </w:tc>
+        <w:tc>
+          <w:tcPr>
+            <w:tcW w:type="dxa" w:w="1814"/>
+          </w:tcPr>
+          <w:p>
+            <w:pPr>
+              <w:spacing w:after="40" w:before="40"/>
+            </w:pPr>
+            <w:r>
+              <w:rPr>
+                <w:rFonts w:ascii="Calibri" w:hAnsi="Calibri" w:eastAsia="微软雅黑"/>
+                <w:b w:val="0"/>
+                <w:color w:val="333333"/>
+                <w:sz w:val="21"/>
+              </w:rPr>
+              <w:t>短信发送流水表（21 列 + 6 索引，含「去重键」部分唯一索引）</w:t>
+            </w:r>
+          </w:p>
+        </w:tc>
+        <w:tc>
+          <w:tcPr>
+            <w:tcW w:type="dxa" w:w="5216"/>
+          </w:tcPr>
+          <w:p>
+            <w:pPr>
+              <w:spacing w:after="40" w:before="40"/>
+            </w:pPr>
+            <w:r>
+              <w:rPr>
+                <w:rFonts w:ascii="Calibri" w:hAnsi="Calibri" w:eastAsia="微软雅黑"/>
+                <w:b w:val="0"/>
+                <w:color w:val="333333"/>
+                <w:sz w:val="21"/>
+              </w:rPr>
+              <w:t>v22</w:t>
+            </w:r>
+          </w:p>
+        </w:tc>
+      </w:tr>
+      <w:tr>
+        <w:tc>
+          <w:tcPr>
+            <w:tcW w:type="dxa" w:w="2608"/>
+          </w:tcPr>
+          <w:p>
+            <w:pPr>
+              <w:spacing w:after="40" w:before="40"/>
+            </w:pPr>
+            <w:r>
+              <w:rPr>
+                <w:rFonts w:ascii="Consolas" w:hAnsi="Consolas" w:eastAsia="微软雅黑"/>
+                <w:b w:val="0"/>
+                <w:color w:val="333333"/>
+                <w:sz w:val="20"/>
+              </w:rPr>
+              <w:t>project_contracts."短信提醒"</w:t>
+            </w:r>
+          </w:p>
+        </w:tc>
+        <w:tc>
+          <w:tcPr>
+            <w:tcW w:type="dxa" w:w="1814"/>
+          </w:tcPr>
+          <w:p>
+            <w:pPr>
+              <w:spacing w:after="40" w:before="40"/>
+            </w:pPr>
+            <w:r>
+              <w:rPr>
+                <w:rFonts w:ascii="Calibri" w:hAnsi="Calibri" w:eastAsia="微软雅黑"/>
+                <w:b w:val="0"/>
+                <w:color w:val="333333"/>
+                <w:sz w:val="21"/>
+              </w:rPr>
+              <w:t>单合同短信开关（TEXT，可空，空 = 开启）</w:t>
+            </w:r>
+          </w:p>
+        </w:tc>
+        <w:tc>
+          <w:tcPr>
+            <w:tcW w:type="dxa" w:w="5216"/>
+          </w:tcPr>
+          <w:p>
+            <w:pPr>
+              <w:spacing w:after="40" w:before="40"/>
+            </w:pPr>
+            <w:r>
+              <w:rPr>
+                <w:rFonts w:ascii="Calibri" w:hAnsi="Calibri" w:eastAsia="微软雅黑"/>
+                <w:b w:val="0"/>
+                <w:color w:val="333333"/>
+                <w:sz w:val="21"/>
+              </w:rPr>
+              <w:t>v23</w:t>
+            </w:r>
+          </w:p>
+        </w:tc>
+      </w:tr>
+      <w:tr>
+        <w:tc>
+          <w:tcPr>
+            <w:tcW w:type="dxa" w:w="2608"/>
+          </w:tcPr>
+          <w:p>
+            <w:pPr>
+              <w:spacing w:after="40" w:before="40"/>
+            </w:pPr>
+            <w:r>
+              <w:rPr>
+                <w:rFonts w:ascii="Consolas" w:hAnsi="Consolas" w:eastAsia="微软雅黑"/>
+                <w:b w:val="0"/>
+                <w:color w:val="333333"/>
+                <w:sz w:val="20"/>
+              </w:rPr>
+              <w:t>asset_contracts."短信提醒"</w:t>
+            </w:r>
+          </w:p>
+        </w:tc>
+        <w:tc>
+          <w:tcPr>
+            <w:tcW w:type="dxa" w:w="1814"/>
+          </w:tcPr>
+          <w:p>
+            <w:pPr>
+              <w:spacing w:after="40" w:before="40"/>
+            </w:pPr>
+            <w:r>
+              <w:rPr>
+                <w:rFonts w:ascii="Calibri" w:hAnsi="Calibri" w:eastAsia="微软雅黑"/>
+                <w:b w:val="0"/>
+                <w:color w:val="333333"/>
+                <w:sz w:val="21"/>
+              </w:rPr>
+              <w:t>同上</w:t>
+            </w:r>
+          </w:p>
+        </w:tc>
+        <w:tc>
+          <w:tcPr>
+            <w:tcW w:type="dxa" w:w="5216"/>
+          </w:tcPr>
+          <w:p>
+            <w:pPr>
+              <w:spacing w:after="40" w:before="40"/>
+            </w:pPr>
+            <w:r>
+              <w:rPr>
+                <w:rFonts w:ascii="Calibri" w:hAnsi="Calibri" w:eastAsia="微软雅黑"/>
+                <w:b w:val="0"/>
+                <w:color w:val="333333"/>
+                <w:sz w:val="21"/>
+              </w:rPr>
+              <w:t>v23</w:t>
+            </w:r>
+          </w:p>
+        </w:tc>
+      </w:tr>
+      <w:tr>
+        <w:tc>
+          <w:tcPr>
+            <w:tcW w:type="dxa" w:w="2608"/>
+          </w:tcPr>
+          <w:p>
+            <w:pPr>
+              <w:spacing w:after="40" w:before="40"/>
+            </w:pPr>
+            <w:r>
+              <w:rPr>
+                <w:rFonts w:ascii="Consolas" w:hAnsi="Consolas" w:eastAsia="微软雅黑"/>
+                <w:b w:val="0"/>
+                <w:color w:val="333333"/>
+                <w:sz w:val="20"/>
+              </w:rPr>
+              <w:t>settings.sms_*</w:t>
+            </w:r>
+          </w:p>
+        </w:tc>
+        <w:tc>
+          <w:tcPr>
+            <w:tcW w:type="dxa" w:w="1814"/>
+          </w:tcPr>
+          <w:p>
+            <w:pPr>
+              <w:spacing w:after="40" w:before="40"/>
+            </w:pPr>
+            <w:r>
+              <w:rPr>
+                <w:rFonts w:ascii="Calibri" w:hAnsi="Calibri" w:eastAsia="微软雅黑"/>
+                <w:b w:val="0"/>
+                <w:color w:val="333333"/>
+                <w:sz w:val="21"/>
+              </w:rPr>
+              <w:t xml:space="preserve">14 项短信配置（含 v24 的 </w:t>
+            </w:r>
+            <w:r>
+              <w:rPr>
+                <w:rFonts w:ascii="Consolas" w:hAnsi="Consolas" w:eastAsia="微软雅黑"/>
+                <w:b w:val="0"/>
+                <w:color w:val="333333"/>
+                <w:sz w:val="20"/>
+              </w:rPr>
+              <w:t>sms_timeout_sec</w:t>
+            </w:r>
+            <w:r>
+              <w:rPr>
+                <w:rFonts w:ascii="Calibri" w:hAnsi="Calibri" w:eastAsia="微软雅黑"/>
+                <w:b w:val="0"/>
+                <w:color w:val="333333"/>
+                <w:sz w:val="21"/>
+              </w:rPr>
+              <w:t>）</w:t>
+            </w:r>
+          </w:p>
+        </w:tc>
+        <w:tc>
+          <w:tcPr>
+            <w:tcW w:type="dxa" w:w="5216"/>
+          </w:tcPr>
+          <w:p>
+            <w:pPr>
+              <w:spacing w:after="40" w:before="40"/>
+            </w:pPr>
+            <w:r>
+              <w:rPr>
+                <w:rFonts w:ascii="Calibri" w:hAnsi="Calibri" w:eastAsia="微软雅黑"/>
+                <w:b w:val="0"/>
+                <w:color w:val="333333"/>
+                <w:sz w:val="21"/>
+              </w:rPr>
+              <w:t>v20 / v24</w:t>
+            </w:r>
+          </w:p>
+        </w:tc>
+      </w:tr>
+    </w:tbl>
+    <w:p>
+      <w:pPr>
+        <w:spacing w:after="40"/>
+      </w:pPr>
+    </w:p>
+    <w:p>
+      <w:r>
+        <w:rPr>
+          <w:rFonts w:ascii="Calibri" w:hAnsi="Calibri" w:eastAsia="微软雅黑"/>
+          <w:b/>
+          <w:color w:val="333333"/>
+          <w:sz w:val="22"/>
+        </w:rPr>
+        <w:t>规范化评价</w:t>
+      </w:r>
+      <w:r>
+        <w:rPr>
+          <w:rFonts w:ascii="Calibri" w:hAnsi="Calibri" w:eastAsia="微软雅黑"/>
+          <w:b w:val="0"/>
+          <w:color w:val="333333"/>
+          <w:sz w:val="22"/>
+        </w:rPr>
+        <w:t>：</w:t>
+      </w:r>
+      <w:r>
+        <w:rPr>
+          <w:rFonts w:ascii="Consolas" w:hAnsi="Consolas" w:eastAsia="微软雅黑"/>
+          <w:b w:val="0"/>
+          <w:color w:val="333333"/>
+          <w:sz w:val="21"/>
+        </w:rPr>
+        <w:t>sms_templates</w:t>
+      </w:r>
+      <w:r>
+        <w:rPr>
+          <w:rFonts w:ascii="Calibri" w:hAnsi="Calibri" w:eastAsia="微软雅黑"/>
+          <w:b w:val="0"/>
+          <w:color w:val="333333"/>
+          <w:sz w:val="22"/>
+        </w:rPr>
+        <w:t xml:space="preserve"> 以业务场景为主键、</w:t>
+      </w:r>
+      <w:r>
+        <w:rPr>
+          <w:rFonts w:ascii="Consolas" w:hAnsi="Consolas" w:eastAsia="微软雅黑"/>
+          <w:b w:val="0"/>
+          <w:color w:val="333333"/>
+          <w:sz w:val="21"/>
+        </w:rPr>
+        <w:t>sms_logs</w:t>
+      </w:r>
+      <w:r>
+        <w:rPr>
+          <w:rFonts w:ascii="Calibri" w:hAnsi="Calibri" w:eastAsia="微软雅黑"/>
+          <w:b w:val="0"/>
+          <w:color w:val="333333"/>
+          <w:sz w:val="22"/>
+        </w:rPr>
+        <w:t xml:space="preserve"> 以自增 </w:t>
+      </w:r>
+      <w:r>
+        <w:rPr>
+          <w:rFonts w:ascii="Consolas" w:hAnsi="Consolas" w:eastAsia="微软雅黑"/>
+          <w:b w:val="0"/>
+          <w:color w:val="333333"/>
+          <w:sz w:val="21"/>
+        </w:rPr>
+        <w:t>id</w:t>
+      </w:r>
+      <w:r>
+        <w:rPr>
+          <w:rFonts w:ascii="Calibri" w:hAnsi="Calibri" w:eastAsia="微软雅黑"/>
+          <w:b w:val="0"/>
+          <w:color w:val="333333"/>
+          <w:sz w:val="22"/>
+        </w:rPr>
+        <w:t xml:space="preserve"> 为主键并记录发送事实，二者均无传递依赖与部分依赖，满足 3NF；</w:t>
+      </w:r>
+      <w:r>
+        <w:rPr>
+          <w:rFonts w:ascii="Consolas" w:hAnsi="Consolas" w:eastAsia="微软雅黑"/>
+          <w:b w:val="0"/>
+          <w:color w:val="333333"/>
+          <w:sz w:val="21"/>
+        </w:rPr>
+        <w:t>sms_logs</w:t>
+      </w:r>
+      <w:r>
+        <w:rPr>
+          <w:rFonts w:ascii="Calibri" w:hAnsi="Calibri" w:eastAsia="微软雅黑"/>
+          <w:b w:val="0"/>
+          <w:color w:val="333333"/>
+          <w:sz w:val="22"/>
+        </w:rPr>
+        <w:t xml:space="preserve"> 的唯一性通过“去重键”部分唯一索引在数据库层兜底（业务自然键），沿用本项目“约束下沉到数据库”的既定方向。新表不与既有表建立外键，故</w:t>
+      </w:r>
+      <w:r>
+        <w:rPr>
+          <w:rFonts w:ascii="Calibri" w:hAnsi="Calibri" w:eastAsia="微软雅黑"/>
+          <w:b/>
+          <w:color w:val="333333"/>
+          <w:sz w:val="22"/>
+        </w:rPr>
+        <w:t>未引入新的引用完整性风险</w:t>
+      </w:r>
+      <w:r>
+        <w:rPr>
+          <w:rFonts w:ascii="Calibri" w:hAnsi="Calibri" w:eastAsia="微软雅黑"/>
+          <w:b w:val="0"/>
+          <w:color w:val="333333"/>
+          <w:sz w:val="22"/>
+        </w:rPr>
+        <w:t>。结论：本轮增量不产生新的规范化问题。</w:t>
+      </w:r>
+    </w:p>
+    <w:p>
       <w:r>
         <w:rPr>
           <w:rFonts w:ascii="Calibri" w:hAnsi="Calibri" w:eastAsia="微软雅黑"/>
